--- a/template.docx
+++ b/template.docx
@@ -28,13 +28,7 @@
         <w:rPr>
           <w:lang w:val="ru-RU"/>
         </w:rPr>
-        <w:t>РЕГИСТРАЦИЯ</w:t>
-      </w:r>
-      <w:r>
-        <w:rPr>
-          <w:lang w:val="ru-RU"/>
-        </w:rPr>
-        <w:t xml:space="preserve"> </w:t>
+        <w:t xml:space="preserve">РЕГИСТРАЦИЯ </w:t>
       </w:r>
       <w:r>
         <w:rPr>
@@ -127,7 +121,6 @@
           <w:bCs/>
           <w:sz w:val="24"/>
           <w:szCs w:val="24"/>
-          <w:highlight w:val="yellow"/>
           <w:lang w:val="ru-RU"/>
         </w:rPr>
         <w:t xml:space="preserve"> </w:t>
@@ -481,7 +474,6 @@
               <w:rPr>
                 <w:sz w:val="20"/>
                 <w:szCs w:val="20"/>
-                <w:highlight w:val="yellow"/>
                 <w:lang w:val="ru-RU"/>
               </w:rPr>
             </w:pPr>
@@ -509,7 +501,6 @@
               <w:rPr>
                 <w:sz w:val="20"/>
                 <w:szCs w:val="20"/>
-                <w:highlight w:val="yellow"/>
                 <w:lang w:val="ru-RU"/>
               </w:rPr>
             </w:pPr>
@@ -533,7 +524,6 @@
               <w:rPr>
                 <w:sz w:val="20"/>
                 <w:szCs w:val="20"/>
-                <w:highlight w:val="yellow"/>
                 <w:lang w:val="ru-RU"/>
               </w:rPr>
             </w:pPr>
@@ -562,7 +552,6 @@
               <w:rPr>
                 <w:sz w:val="20"/>
                 <w:szCs w:val="20"/>
-                <w:highlight w:val="yellow"/>
                 <w:lang w:val="ru-RU"/>
               </w:rPr>
             </w:pPr>
@@ -586,7 +575,6 @@
               <w:rPr>
                 <w:sz w:val="20"/>
                 <w:szCs w:val="20"/>
-                <w:highlight w:val="yellow"/>
                 <w:lang w:val="ru-RU"/>
               </w:rPr>
             </w:pPr>
@@ -615,7 +603,6 @@
               <w:rPr>
                 <w:sz w:val="20"/>
                 <w:szCs w:val="20"/>
-                <w:highlight w:val="yellow"/>
                 <w:lang w:val="ru-RU"/>
               </w:rPr>
             </w:pPr>
@@ -639,7 +626,6 @@
               <w:rPr>
                 <w:sz w:val="20"/>
                 <w:szCs w:val="20"/>
-                <w:highlight w:val="yellow"/>
                 <w:lang w:val="ru-RU"/>
               </w:rPr>
             </w:pPr>
@@ -801,7 +787,6 @@
               <w:rPr>
                 <w:sz w:val="20"/>
                 <w:szCs w:val="20"/>
-                <w:highlight w:val="yellow"/>
                 <w:lang w:val="ru-RU"/>
               </w:rPr>
             </w:pPr>
@@ -1137,6 +1122,8 @@
             </w:r>
           </w:p>
         </w:tc>
+        <w:bookmarkStart w:id="0" w:name="_GoBack"/>
+        <w:bookmarkEnd w:id="0"/>
       </w:tr>
     </w:tbl>
     <w:p>
@@ -1268,7 +1255,6 @@
               <w:rPr>
                 <w:sz w:val="20"/>
                 <w:szCs w:val="20"/>
-                <w:highlight w:val="yellow"/>
                 <w:lang w:val="ru-RU"/>
               </w:rPr>
             </w:pPr>
@@ -1299,7 +1285,6 @@
               <w:rPr>
                 <w:sz w:val="20"/>
                 <w:szCs w:val="20"/>
-                <w:highlight w:val="yellow"/>
                 <w:lang w:val="ru-RU"/>
               </w:rPr>
             </w:pPr>
@@ -1455,7 +1440,6 @@
               <w:rPr>
                 <w:sz w:val="20"/>
                 <w:szCs w:val="20"/>
-                <w:highlight w:val="yellow"/>
                 <w:lang w:val="ru-RU"/>
               </w:rPr>
               <w:t xml:space="preserve">; </w:t>
@@ -1602,7 +1586,6 @@
               <w:rPr>
                 <w:sz w:val="20"/>
                 <w:szCs w:val="20"/>
-                <w:highlight w:val="yellow"/>
                 <w:lang w:val="ru-RU"/>
               </w:rPr>
             </w:pPr>
@@ -1633,7 +1616,6 @@
               <w:rPr>
                 <w:sz w:val="20"/>
                 <w:szCs w:val="20"/>
-                <w:highlight w:val="yellow"/>
                 <w:lang w:val="ru-RU"/>
               </w:rPr>
             </w:pPr>
@@ -1789,7 +1771,6 @@
               <w:rPr>
                 <w:sz w:val="20"/>
                 <w:szCs w:val="20"/>
-                <w:highlight w:val="yellow"/>
                 <w:lang w:val="ru-RU"/>
               </w:rPr>
               <w:t xml:space="preserve">; </w:t>
@@ -1948,15 +1929,7 @@
                 <w:szCs w:val="20"/>
                 <w:lang w:val="ru-RU"/>
               </w:rPr>
-              <w:t>Д</w:t>
-            </w:r>
-            <w:r>
-              <w:rPr>
-                <w:sz w:val="20"/>
-                <w:szCs w:val="20"/>
-                <w:lang w:val="ru-RU"/>
-              </w:rPr>
-              <w:t xml:space="preserve">ата </w:t>
+              <w:t xml:space="preserve">Дата </w:t>
             </w:r>
             <w:r>
               <w:rPr>
@@ -2024,7 +1997,6 @@
               <w:rPr>
                 <w:sz w:val="20"/>
                 <w:szCs w:val="20"/>
-                <w:highlight w:val="yellow"/>
                 <w:lang w:val="ru-RU"/>
               </w:rPr>
             </w:pPr>
@@ -2055,7 +2027,6 @@
               <w:rPr>
                 <w:sz w:val="20"/>
                 <w:szCs w:val="20"/>
-                <w:highlight w:val="yellow"/>
                 <w:lang w:val="ru-RU"/>
               </w:rPr>
             </w:pPr>
@@ -2283,24 +2254,12 @@
           <w:p>
             <w:pPr>
               <w:rPr>
-                <w:highlight w:val="yellow"/>
                 <w:lang w:val="ru-RU"/>
               </w:rPr>
             </w:pPr>
             <w:r>
-              <w:rPr>
-                <w:highlight w:val="yellow"/>
-              </w:rPr>
-              <w:t>{{</w:t>
+              <w:t>{{blank_number}}</w:t>
             </w:r>
-            <w:r>
-              <w:t>blank_number</w:t>
-            </w:r>
-            <w:r>
-              <w:t>}}</w:t>
-            </w:r>
-            <w:bookmarkStart w:id="0" w:name="_GoBack"/>
-            <w:bookmarkEnd w:id="0"/>
           </w:p>
           <w:p>
             <w:pPr>
@@ -2399,7 +2358,6 @@
               <w:rPr>
                 <w:sz w:val="20"/>
                 <w:szCs w:val="20"/>
-                <w:lang w:val="ru-RU"/>
               </w:rPr>
             </w:pPr>
             <w:r>
@@ -2408,13 +2366,34 @@
                 <w:szCs w:val="20"/>
                 <w:lang w:val="ru-RU"/>
               </w:rPr>
-              <w:t xml:space="preserve">Цифровая печать: </w:t>
+              <w:t>Цифровая</w:t>
             </w:r>
             <w:r>
               <w:rPr>
                 <w:sz w:val="20"/>
                 <w:szCs w:val="20"/>
-                <w:lang w:val="ru-RU"/>
+              </w:rPr>
+              <w:t xml:space="preserve"> </w:t>
+            </w:r>
+            <w:r>
+              <w:rPr>
+                <w:sz w:val="20"/>
+                <w:szCs w:val="20"/>
+                <w:lang w:val="ru-RU"/>
+              </w:rPr>
+              <w:t>печать</w:t>
+            </w:r>
+            <w:r>
+              <w:rPr>
+                <w:sz w:val="20"/>
+                <w:szCs w:val="20"/>
+              </w:rPr>
+              <w:t xml:space="preserve">: </w:t>
+            </w:r>
+            <w:r>
+              <w:rPr>
+                <w:sz w:val="20"/>
+                <w:szCs w:val="20"/>
               </w:rPr>
               <w:t>{{selo_digital}}</w:t>
             </w:r>
@@ -2425,31 +2404,14 @@
               <w:rPr>
                 <w:sz w:val="20"/>
                 <w:szCs w:val="20"/>
-                <w:lang w:val="ru-RU"/>
               </w:rPr>
             </w:pPr>
             <w:r>
               <w:rPr>
                 <w:sz w:val="20"/>
                 <w:szCs w:val="20"/>
-                <w:lang w:val="ru-RU"/>
-              </w:rPr>
-              <w:t>(</w:t>
-            </w:r>
-            <w:r>
-              <w:rPr>
-                <w:sz w:val="20"/>
-                <w:szCs w:val="20"/>
-              </w:rPr>
-              <w:t>QR</w:t>
-            </w:r>
-            <w:r>
-              <w:rPr>
-                <w:sz w:val="20"/>
-                <w:szCs w:val="20"/>
-                <w:lang w:val="ru-RU"/>
-              </w:rPr>
-              <w:t>-</w:t>
+              </w:rPr>
+              <w:t>(QR-</w:t>
             </w:r>
             <w:r>
               <w:rPr>
@@ -2463,7 +2425,6 @@
               <w:rPr>
                 <w:sz w:val="20"/>
                 <w:szCs w:val="20"/>
-                <w:lang w:val="ru-RU"/>
               </w:rPr>
               <w:t>)</w:t>
             </w:r>
@@ -2482,7 +2443,6 @@
               <w:rPr>
                 <w:sz w:val="20"/>
                 <w:szCs w:val="20"/>
-                <w:lang w:val="ru-RU"/>
               </w:rPr>
             </w:pPr>
           </w:p>
@@ -2499,7 +2459,6 @@
               <w:rPr>
                 <w:sz w:val="20"/>
                 <w:szCs w:val="20"/>
-                <w:lang w:val="ru-RU"/>
               </w:rPr>
             </w:pPr>
           </w:p>
@@ -3316,7 +3275,6 @@
             <w:pPr>
               <w:pStyle w:val="af8"/>
               <w:rPr>
-                <w:highlight w:val="yellow"/>
                 <w:lang w:val="ru-RU"/>
               </w:rPr>
             </w:pPr>
@@ -3376,7 +3334,6 @@
             <w:pPr>
               <w:pStyle w:val="af8"/>
               <w:rPr>
-                <w:highlight w:val="yellow"/>
                 <w:lang w:val="ru-RU"/>
               </w:rPr>
             </w:pPr>
@@ -3444,23 +3401,7 @@
                 <w:szCs w:val="20"/>
                 <w:lang w:val="ru-RU"/>
               </w:rPr>
-              <w:t>штамп: (Бразилия, Апостиль, Национальный со</w:t>
-            </w:r>
-            <w:r>
-              <w:rPr>
-                <w:sz w:val="20"/>
-                <w:szCs w:val="20"/>
-                <w:lang w:val="ru-RU"/>
-              </w:rPr>
-              <w:t>в</w:t>
-            </w:r>
-            <w:r>
-              <w:rPr>
-                <w:sz w:val="20"/>
-                <w:szCs w:val="20"/>
-                <w:lang w:val="ru-RU"/>
-              </w:rPr>
-              <w:t>ет юстиции)</w:t>
+              <w:t>штамп: (Бразилия, Апостиль, Национальный совет юстиции)</w:t>
             </w:r>
           </w:p>
         </w:tc>
@@ -3566,15 +3507,7 @@
           <w:lang w:val="ru-RU"/>
         </w:rPr>
         <w:br/>
-        <w:t xml:space="preserve">Имя </w:t>
-      </w:r>
-      <w:r>
-        <w:rPr>
-          <w:sz w:val="20"/>
-          <w:szCs w:val="20"/>
-          <w:lang w:val="ru-RU"/>
-        </w:rPr>
-        <w:t xml:space="preserve">владельца: </w:t>
+        <w:t xml:space="preserve">Имя владельца: </w:t>
       </w:r>
       <w:r>
         <w:rPr>
@@ -3718,31 +3651,7 @@
           <w:szCs w:val="20"/>
           <w:lang w:val="ru-RU"/>
         </w:rPr>
-        <w:t>с</w:t>
-      </w:r>
-      <w:r>
-        <w:rPr>
-          <w:sz w:val="20"/>
-          <w:szCs w:val="20"/>
-          <w:lang w:val="ru-RU"/>
-        </w:rPr>
-        <w:t>лужб</w:t>
-      </w:r>
-      <w:r>
-        <w:rPr>
-          <w:sz w:val="20"/>
-          <w:szCs w:val="20"/>
-          <w:lang w:val="ru-RU"/>
-        </w:rPr>
-        <w:t>ы</w:t>
-      </w:r>
-      <w:r>
-        <w:rPr>
-          <w:sz w:val="20"/>
-          <w:szCs w:val="20"/>
-          <w:lang w:val="ru-RU"/>
-        </w:rPr>
-        <w:t xml:space="preserve"> по работе с обращениями Национального совета юстиции</w:t>
+        <w:t>службы по работе с обращениями Национального совета юстиции</w:t>
       </w:r>
       <w:r>
         <w:rPr>
@@ -3866,22 +3775,13 @@
           <w:szCs w:val="20"/>
           <w:lang w:val="ru-RU"/>
         </w:rPr>
-        <w:t>-</w:t>
-      </w:r>
-      <w:r>
-        <w:rPr>
-          <w:sz w:val="20"/>
-          <w:szCs w:val="20"/>
-          <w:lang w:val="ru-RU"/>
-        </w:rPr>
-        <w:t>код)</w:t>
+        <w:t>-код)</w:t>
       </w:r>
     </w:p>
     <w:p>
       <w:pPr>
         <w:pStyle w:val="af8"/>
         <w:rPr>
-          <w:highlight w:val="yellow"/>
           <w:lang w:val="ru-RU"/>
         </w:rPr>
       </w:pPr>
@@ -3908,13 +3808,6 @@
           <w:lang w:val="ru-RU"/>
         </w:rPr>
         <w:tab/>
-      </w:r>
-      <w:r>
-        <w:rPr>
-          <w:sz w:val="20"/>
-          <w:szCs w:val="20"/>
-          <w:lang w:val="ru-RU"/>
-        </w:rPr>
         <w:t xml:space="preserve">Контрольный проверочный код </w:t>
       </w:r>
       <w:r>
@@ -3930,7 +3823,6 @@
       <w:pPr>
         <w:pStyle w:val="af8"/>
         <w:rPr>
-          <w:highlight w:val="yellow"/>
           <w:lang w:val="ru-RU"/>
         </w:rPr>
       </w:pPr>
@@ -3955,7 +3847,6 @@
       <w:pPr>
         <w:pStyle w:val="af8"/>
         <w:rPr>
-          <w:highlight w:val="yellow"/>
           <w:lang w:val="ru-RU"/>
         </w:rPr>
       </w:pPr>

--- a/template.docx
+++ b/template.docx
@@ -113,7 +113,29 @@
           <w:szCs w:val="24"/>
           <w:lang w:val="ru-RU"/>
         </w:rPr>
-        <w:t>{{child_name}}</w:t>
+        <w:t>{{</w:t>
+      </w:r>
+      <w:proofErr w:type="spellStart"/>
+      <w:r>
+        <w:rPr>
+          <w:b/>
+          <w:bCs/>
+          <w:sz w:val="24"/>
+          <w:szCs w:val="24"/>
+          <w:lang w:val="ru-RU"/>
+        </w:rPr>
+        <w:t>child_name</w:t>
+      </w:r>
+      <w:proofErr w:type="spellEnd"/>
+      <w:r>
+        <w:rPr>
+          <w:b/>
+          <w:bCs/>
+          <w:sz w:val="24"/>
+          <w:szCs w:val="24"/>
+          <w:lang w:val="ru-RU"/>
+        </w:rPr>
+        <w:t>}}</w:t>
       </w:r>
       <w:r>
         <w:rPr>
@@ -133,7 +155,29 @@
           <w:szCs w:val="24"/>
           <w:lang w:val="ru-RU"/>
         </w:rPr>
-        <w:t>{{child_surname}}</w:t>
+        <w:t>{{</w:t>
+      </w:r>
+      <w:proofErr w:type="spellStart"/>
+      <w:r>
+        <w:rPr>
+          <w:b/>
+          <w:bCs/>
+          <w:sz w:val="24"/>
+          <w:szCs w:val="24"/>
+          <w:lang w:val="ru-RU"/>
+        </w:rPr>
+        <w:t>child_surname</w:t>
+      </w:r>
+      <w:proofErr w:type="spellEnd"/>
+      <w:r>
+        <w:rPr>
+          <w:b/>
+          <w:bCs/>
+          <w:sz w:val="24"/>
+          <w:szCs w:val="24"/>
+          <w:lang w:val="ru-RU"/>
+        </w:rPr>
+        <w:t>}}</w:t>
       </w:r>
     </w:p>
     <w:p>
@@ -212,7 +256,21 @@
               <w:rPr>
                 <w:lang w:val="ru-RU"/>
               </w:rPr>
-              <w:t>{{child_cpf}}</w:t>
+              <w:t>{{</w:t>
+            </w:r>
+            <w:proofErr w:type="spellStart"/>
+            <w:r>
+              <w:rPr>
+                <w:lang w:val="ru-RU"/>
+              </w:rPr>
+              <w:t>child_cpf</w:t>
+            </w:r>
+            <w:proofErr w:type="spellEnd"/>
+            <w:r>
+              <w:rPr>
+                <w:lang w:val="ru-RU"/>
+              </w:rPr>
+              <w:t>}}</w:t>
             </w:r>
           </w:p>
         </w:tc>
@@ -271,7 +329,29 @@
           <w:szCs w:val="24"/>
           <w:lang w:val="ru-RU"/>
         </w:rPr>
-        <w:t>{{act_number}}</w:t>
+        <w:t>{{</w:t>
+      </w:r>
+      <w:proofErr w:type="spellStart"/>
+      <w:r>
+        <w:rPr>
+          <w:b/>
+          <w:bCs/>
+          <w:sz w:val="24"/>
+          <w:szCs w:val="24"/>
+          <w:lang w:val="ru-RU"/>
+        </w:rPr>
+        <w:t>act_number</w:t>
+      </w:r>
+      <w:proofErr w:type="spellEnd"/>
+      <w:r>
+        <w:rPr>
+          <w:b/>
+          <w:bCs/>
+          <w:sz w:val="24"/>
+          <w:szCs w:val="24"/>
+          <w:lang w:val="ru-RU"/>
+        </w:rPr>
+        <w:t>}}</w:t>
       </w:r>
     </w:p>
     <w:tbl>
@@ -483,7 +563,25 @@
                 <w:szCs w:val="20"/>
                 <w:lang w:val="ru-RU"/>
               </w:rPr>
-              <w:t>{{birth_date_text}}</w:t>
+              <w:t>{{</w:t>
+            </w:r>
+            <w:proofErr w:type="spellStart"/>
+            <w:r>
+              <w:rPr>
+                <w:sz w:val="20"/>
+                <w:szCs w:val="20"/>
+                <w:lang w:val="ru-RU"/>
+              </w:rPr>
+              <w:t>birth_date_text</w:t>
+            </w:r>
+            <w:proofErr w:type="spellEnd"/>
+            <w:r>
+              <w:rPr>
+                <w:sz w:val="20"/>
+                <w:szCs w:val="20"/>
+                <w:lang w:val="ru-RU"/>
+              </w:rPr>
+              <w:t>}}</w:t>
             </w:r>
           </w:p>
         </w:tc>
@@ -533,7 +631,25 @@
                 <w:szCs w:val="20"/>
                 <w:lang w:val="ru-RU"/>
               </w:rPr>
-              <w:t>{{b_day}}</w:t>
+              <w:t>{{</w:t>
+            </w:r>
+            <w:proofErr w:type="spellStart"/>
+            <w:r>
+              <w:rPr>
+                <w:sz w:val="20"/>
+                <w:szCs w:val="20"/>
+                <w:lang w:val="ru-RU"/>
+              </w:rPr>
+              <w:t>b_day</w:t>
+            </w:r>
+            <w:proofErr w:type="spellEnd"/>
+            <w:r>
+              <w:rPr>
+                <w:sz w:val="20"/>
+                <w:szCs w:val="20"/>
+                <w:lang w:val="ru-RU"/>
+              </w:rPr>
+              <w:t>}}</w:t>
             </w:r>
           </w:p>
         </w:tc>
@@ -584,7 +700,25 @@
                 <w:szCs w:val="20"/>
                 <w:lang w:val="ru-RU"/>
               </w:rPr>
-              <w:t>{{b_month}}</w:t>
+              <w:t>{{</w:t>
+            </w:r>
+            <w:proofErr w:type="spellStart"/>
+            <w:r>
+              <w:rPr>
+                <w:sz w:val="20"/>
+                <w:szCs w:val="20"/>
+                <w:lang w:val="ru-RU"/>
+              </w:rPr>
+              <w:t>b_month</w:t>
+            </w:r>
+            <w:proofErr w:type="spellEnd"/>
+            <w:r>
+              <w:rPr>
+                <w:sz w:val="20"/>
+                <w:szCs w:val="20"/>
+                <w:lang w:val="ru-RU"/>
+              </w:rPr>
+              <w:t>}}</w:t>
             </w:r>
           </w:p>
         </w:tc>
@@ -635,7 +769,25 @@
                 <w:szCs w:val="20"/>
                 <w:lang w:val="ru-RU"/>
               </w:rPr>
-              <w:t>{{b_year}}</w:t>
+              <w:t>{{</w:t>
+            </w:r>
+            <w:proofErr w:type="spellStart"/>
+            <w:r>
+              <w:rPr>
+                <w:sz w:val="20"/>
+                <w:szCs w:val="20"/>
+                <w:lang w:val="ru-RU"/>
+              </w:rPr>
+              <w:t>b_year</w:t>
+            </w:r>
+            <w:proofErr w:type="spellEnd"/>
+            <w:r>
+              <w:rPr>
+                <w:sz w:val="20"/>
+                <w:szCs w:val="20"/>
+                <w:lang w:val="ru-RU"/>
+              </w:rPr>
+              <w:t>}}</w:t>
             </w:r>
           </w:p>
         </w:tc>
@@ -796,7 +948,25 @@
                 <w:szCs w:val="20"/>
                 <w:lang w:val="ru-RU"/>
               </w:rPr>
-              <w:t>{{birth_time}}</w:t>
+              <w:t>{{</w:t>
+            </w:r>
+            <w:proofErr w:type="spellStart"/>
+            <w:r>
+              <w:rPr>
+                <w:sz w:val="20"/>
+                <w:szCs w:val="20"/>
+                <w:lang w:val="ru-RU"/>
+              </w:rPr>
+              <w:t>birth_time</w:t>
+            </w:r>
+            <w:proofErr w:type="spellEnd"/>
+            <w:r>
+              <w:rPr>
+                <w:sz w:val="20"/>
+                <w:szCs w:val="20"/>
+                <w:lang w:val="ru-RU"/>
+              </w:rPr>
+              <w:t>}}</w:t>
             </w:r>
           </w:p>
         </w:tc>
@@ -826,7 +996,25 @@
                 <w:szCs w:val="20"/>
                 <w:lang w:val="ru-RU"/>
               </w:rPr>
-              <w:t>{{birth_city}}</w:t>
+              <w:t>{{</w:t>
+            </w:r>
+            <w:proofErr w:type="spellStart"/>
+            <w:r>
+              <w:rPr>
+                <w:sz w:val="20"/>
+                <w:szCs w:val="20"/>
+                <w:lang w:val="ru-RU"/>
+              </w:rPr>
+              <w:t>birth_city</w:t>
+            </w:r>
+            <w:proofErr w:type="spellEnd"/>
+            <w:r>
+              <w:rPr>
+                <w:sz w:val="20"/>
+                <w:szCs w:val="20"/>
+                <w:lang w:val="ru-RU"/>
+              </w:rPr>
+              <w:t>}}</w:t>
             </w:r>
           </w:p>
         </w:tc>
@@ -856,7 +1044,25 @@
                 <w:szCs w:val="20"/>
                 <w:lang w:val="ru-RU"/>
               </w:rPr>
-              <w:t>{{birth_state}}</w:t>
+              <w:t>{{</w:t>
+            </w:r>
+            <w:proofErr w:type="spellStart"/>
+            <w:r>
+              <w:rPr>
+                <w:sz w:val="20"/>
+                <w:szCs w:val="20"/>
+                <w:lang w:val="ru-RU"/>
+              </w:rPr>
+              <w:t>birth_state</w:t>
+            </w:r>
+            <w:proofErr w:type="spellEnd"/>
+            <w:r>
+              <w:rPr>
+                <w:sz w:val="20"/>
+                <w:szCs w:val="20"/>
+                <w:lang w:val="ru-RU"/>
+              </w:rPr>
+              <w:t>}}</w:t>
             </w:r>
           </w:p>
         </w:tc>
@@ -1028,7 +1234,25 @@
                 <w:szCs w:val="20"/>
                 <w:lang w:val="ru-RU"/>
               </w:rPr>
-              <w:t>{{birth_hospital}}</w:t>
+              <w:t>{{</w:t>
+            </w:r>
+            <w:proofErr w:type="spellStart"/>
+            <w:r>
+              <w:rPr>
+                <w:sz w:val="20"/>
+                <w:szCs w:val="20"/>
+                <w:lang w:val="ru-RU"/>
+              </w:rPr>
+              <w:t>birth_hospital</w:t>
+            </w:r>
+            <w:proofErr w:type="spellEnd"/>
+            <w:r>
+              <w:rPr>
+                <w:sz w:val="20"/>
+                <w:szCs w:val="20"/>
+                <w:lang w:val="ru-RU"/>
+              </w:rPr>
+              <w:t>}}</w:t>
             </w:r>
           </w:p>
         </w:tc>
@@ -1058,7 +1282,25 @@
                 <w:szCs w:val="20"/>
                 <w:lang w:val="ru-RU"/>
               </w:rPr>
-              <w:t>{{birth_city}}</w:t>
+              <w:t>{{</w:t>
+            </w:r>
+            <w:proofErr w:type="spellStart"/>
+            <w:r>
+              <w:rPr>
+                <w:sz w:val="20"/>
+                <w:szCs w:val="20"/>
+                <w:lang w:val="ru-RU"/>
+              </w:rPr>
+              <w:t>birth_city</w:t>
+            </w:r>
+            <w:proofErr w:type="spellEnd"/>
+            <w:r>
+              <w:rPr>
+                <w:sz w:val="20"/>
+                <w:szCs w:val="20"/>
+                <w:lang w:val="ru-RU"/>
+              </w:rPr>
+              <w:t>}}</w:t>
             </w:r>
           </w:p>
         </w:tc>
@@ -1088,7 +1330,25 @@
                 <w:szCs w:val="20"/>
                 <w:lang w:val="ru-RU"/>
               </w:rPr>
-              <w:t>{{birth_state}}</w:t>
+              <w:t>{{</w:t>
+            </w:r>
+            <w:proofErr w:type="spellStart"/>
+            <w:r>
+              <w:rPr>
+                <w:sz w:val="20"/>
+                <w:szCs w:val="20"/>
+                <w:lang w:val="ru-RU"/>
+              </w:rPr>
+              <w:t>birth_state</w:t>
+            </w:r>
+            <w:proofErr w:type="spellEnd"/>
+            <w:r>
+              <w:rPr>
+                <w:sz w:val="20"/>
+                <w:szCs w:val="20"/>
+                <w:lang w:val="ru-RU"/>
+              </w:rPr>
+              <w:t>}}</w:t>
             </w:r>
           </w:p>
         </w:tc>
@@ -1118,12 +1378,28 @@
                 <w:szCs w:val="20"/>
                 <w:lang w:val="ru-RU"/>
               </w:rPr>
-              <w:t>{{child_gender}}</w:t>
+              <w:t>{{</w:t>
+            </w:r>
+            <w:proofErr w:type="spellStart"/>
+            <w:r>
+              <w:rPr>
+                <w:sz w:val="20"/>
+                <w:szCs w:val="20"/>
+                <w:lang w:val="ru-RU"/>
+              </w:rPr>
+              <w:t>child_gender</w:t>
+            </w:r>
+            <w:proofErr w:type="spellEnd"/>
+            <w:r>
+              <w:rPr>
+                <w:sz w:val="20"/>
+                <w:szCs w:val="20"/>
+                <w:lang w:val="ru-RU"/>
+              </w:rPr>
+              <w:t>}}</w:t>
             </w:r>
           </w:p>
         </w:tc>
-        <w:bookmarkStart w:id="0" w:name="_GoBack"/>
-        <w:bookmarkEnd w:id="0"/>
       </w:tr>
     </w:tbl>
     <w:p>
@@ -1264,7 +1540,25 @@
                 <w:szCs w:val="20"/>
                 <w:lang w:val="ru-RU"/>
               </w:rPr>
-              <w:t>{{father_name}}</w:t>
+              <w:t>{{</w:t>
+            </w:r>
+            <w:proofErr w:type="spellStart"/>
+            <w:r>
+              <w:rPr>
+                <w:sz w:val="20"/>
+                <w:szCs w:val="20"/>
+                <w:lang w:val="ru-RU"/>
+              </w:rPr>
+              <w:t>father_name</w:t>
+            </w:r>
+            <w:proofErr w:type="spellEnd"/>
+            <w:r>
+              <w:rPr>
+                <w:sz w:val="20"/>
+                <w:szCs w:val="20"/>
+                <w:lang w:val="ru-RU"/>
+              </w:rPr>
+              <w:t>}}</w:t>
             </w:r>
           </w:p>
         </w:tc>
@@ -1294,7 +1588,25 @@
                 <w:szCs w:val="20"/>
                 <w:lang w:val="ru-RU"/>
               </w:rPr>
-              <w:t>{{father_birth_place}}</w:t>
+              <w:t>{{</w:t>
+            </w:r>
+            <w:proofErr w:type="spellStart"/>
+            <w:r>
+              <w:rPr>
+                <w:sz w:val="20"/>
+                <w:szCs w:val="20"/>
+                <w:lang w:val="ru-RU"/>
+              </w:rPr>
+              <w:t>father_birth_place</w:t>
+            </w:r>
+            <w:proofErr w:type="spellEnd"/>
+            <w:r>
+              <w:rPr>
+                <w:sz w:val="20"/>
+                <w:szCs w:val="20"/>
+                <w:lang w:val="ru-RU"/>
+              </w:rPr>
+              <w:t>}}</w:t>
             </w:r>
           </w:p>
         </w:tc>
@@ -1324,7 +1636,25 @@
                 <w:szCs w:val="20"/>
                 <w:lang w:val="ru-RU"/>
               </w:rPr>
-              <w:t>{{father_state}}</w:t>
+              <w:t>{{</w:t>
+            </w:r>
+            <w:proofErr w:type="spellStart"/>
+            <w:r>
+              <w:rPr>
+                <w:sz w:val="20"/>
+                <w:szCs w:val="20"/>
+                <w:lang w:val="ru-RU"/>
+              </w:rPr>
+              <w:t>father_state</w:t>
+            </w:r>
+            <w:proofErr w:type="spellEnd"/>
+            <w:r>
+              <w:rPr>
+                <w:sz w:val="20"/>
+                <w:szCs w:val="20"/>
+                <w:lang w:val="ru-RU"/>
+              </w:rPr>
+              <w:t>}}</w:t>
             </w:r>
           </w:p>
         </w:tc>
@@ -1434,7 +1764,25 @@
                 <w:szCs w:val="20"/>
                 <w:lang w:val="ru-RU"/>
               </w:rPr>
-              <w:t>{{gfather_pat}}</w:t>
+              <w:t>{{</w:t>
+            </w:r>
+            <w:proofErr w:type="spellStart"/>
+            <w:r>
+              <w:rPr>
+                <w:sz w:val="20"/>
+                <w:szCs w:val="20"/>
+                <w:lang w:val="ru-RU"/>
+              </w:rPr>
+              <w:t>gfather_pat</w:t>
+            </w:r>
+            <w:proofErr w:type="spellEnd"/>
+            <w:r>
+              <w:rPr>
+                <w:sz w:val="20"/>
+                <w:szCs w:val="20"/>
+                <w:lang w:val="ru-RU"/>
+              </w:rPr>
+              <w:t>}}</w:t>
             </w:r>
             <w:r>
               <w:rPr>
@@ -1450,7 +1798,25 @@
                 <w:szCs w:val="20"/>
                 <w:lang w:val="ru-RU"/>
               </w:rPr>
-              <w:t>{{gmother_pat}}</w:t>
+              <w:t>{{</w:t>
+            </w:r>
+            <w:proofErr w:type="spellStart"/>
+            <w:r>
+              <w:rPr>
+                <w:sz w:val="20"/>
+                <w:szCs w:val="20"/>
+                <w:lang w:val="ru-RU"/>
+              </w:rPr>
+              <w:t>gmother_pat</w:t>
+            </w:r>
+            <w:proofErr w:type="spellEnd"/>
+            <w:r>
+              <w:rPr>
+                <w:sz w:val="20"/>
+                <w:szCs w:val="20"/>
+                <w:lang w:val="ru-RU"/>
+              </w:rPr>
+              <w:t>}}</w:t>
             </w:r>
           </w:p>
         </w:tc>
@@ -1595,7 +1961,25 @@
                 <w:szCs w:val="20"/>
                 <w:lang w:val="ru-RU"/>
               </w:rPr>
-              <w:t>{{mother_name}}</w:t>
+              <w:t>{{</w:t>
+            </w:r>
+            <w:proofErr w:type="spellStart"/>
+            <w:r>
+              <w:rPr>
+                <w:sz w:val="20"/>
+                <w:szCs w:val="20"/>
+                <w:lang w:val="ru-RU"/>
+              </w:rPr>
+              <w:t>mother_name</w:t>
+            </w:r>
+            <w:proofErr w:type="spellEnd"/>
+            <w:r>
+              <w:rPr>
+                <w:sz w:val="20"/>
+                <w:szCs w:val="20"/>
+                <w:lang w:val="ru-RU"/>
+              </w:rPr>
+              <w:t>}}</w:t>
             </w:r>
           </w:p>
         </w:tc>
@@ -1625,7 +2009,25 @@
                 <w:szCs w:val="20"/>
                 <w:lang w:val="ru-RU"/>
               </w:rPr>
-              <w:t>{{mother_birth_place}}</w:t>
+              <w:t>{{</w:t>
+            </w:r>
+            <w:proofErr w:type="spellStart"/>
+            <w:r>
+              <w:rPr>
+                <w:sz w:val="20"/>
+                <w:szCs w:val="20"/>
+                <w:lang w:val="ru-RU"/>
+              </w:rPr>
+              <w:t>mother_birth_place</w:t>
+            </w:r>
+            <w:proofErr w:type="spellEnd"/>
+            <w:r>
+              <w:rPr>
+                <w:sz w:val="20"/>
+                <w:szCs w:val="20"/>
+                <w:lang w:val="ru-RU"/>
+              </w:rPr>
+              <w:t>}}</w:t>
             </w:r>
           </w:p>
         </w:tc>
@@ -1655,7 +2057,25 @@
                 <w:szCs w:val="20"/>
                 <w:lang w:val="ru-RU"/>
               </w:rPr>
-              <w:t>{{mother_state}}</w:t>
+              <w:t>{{</w:t>
+            </w:r>
+            <w:proofErr w:type="spellStart"/>
+            <w:r>
+              <w:rPr>
+                <w:sz w:val="20"/>
+                <w:szCs w:val="20"/>
+                <w:lang w:val="ru-RU"/>
+              </w:rPr>
+              <w:t>mother_state</w:t>
+            </w:r>
+            <w:proofErr w:type="spellEnd"/>
+            <w:r>
+              <w:rPr>
+                <w:sz w:val="20"/>
+                <w:szCs w:val="20"/>
+                <w:lang w:val="ru-RU"/>
+              </w:rPr>
+              <w:t>}}</w:t>
             </w:r>
           </w:p>
         </w:tc>
@@ -1765,7 +2185,25 @@
                 <w:szCs w:val="20"/>
                 <w:lang w:val="ru-RU"/>
               </w:rPr>
-              <w:t>{{gfather_mat}}</w:t>
+              <w:t>{{</w:t>
+            </w:r>
+            <w:proofErr w:type="spellStart"/>
+            <w:r>
+              <w:rPr>
+                <w:sz w:val="20"/>
+                <w:szCs w:val="20"/>
+                <w:lang w:val="ru-RU"/>
+              </w:rPr>
+              <w:t>gfather_mat</w:t>
+            </w:r>
+            <w:proofErr w:type="spellEnd"/>
+            <w:r>
+              <w:rPr>
+                <w:sz w:val="20"/>
+                <w:szCs w:val="20"/>
+                <w:lang w:val="ru-RU"/>
+              </w:rPr>
+              <w:t>}}</w:t>
             </w:r>
             <w:r>
               <w:rPr>
@@ -1781,7 +2219,25 @@
                 <w:szCs w:val="20"/>
                 <w:lang w:val="ru-RU"/>
               </w:rPr>
-              <w:t>{{gmother_mat}}</w:t>
+              <w:t>{{</w:t>
+            </w:r>
+            <w:proofErr w:type="spellStart"/>
+            <w:r>
+              <w:rPr>
+                <w:sz w:val="20"/>
+                <w:szCs w:val="20"/>
+                <w:lang w:val="ru-RU"/>
+              </w:rPr>
+              <w:t>gmother_mat</w:t>
+            </w:r>
+            <w:proofErr w:type="spellEnd"/>
+            <w:r>
+              <w:rPr>
+                <w:sz w:val="20"/>
+                <w:szCs w:val="20"/>
+                <w:lang w:val="ru-RU"/>
+              </w:rPr>
+              <w:t>}}</w:t>
             </w:r>
           </w:p>
         </w:tc>
@@ -1872,7 +2328,25 @@
                 <w:szCs w:val="20"/>
                 <w:lang w:val="ru-RU"/>
               </w:rPr>
-              <w:t>{{twins}}</w:t>
+              <w:t>{{</w:t>
+            </w:r>
+            <w:proofErr w:type="spellStart"/>
+            <w:r>
+              <w:rPr>
+                <w:sz w:val="20"/>
+                <w:szCs w:val="20"/>
+                <w:lang w:val="ru-RU"/>
+              </w:rPr>
+              <w:t>twins</w:t>
+            </w:r>
+            <w:proofErr w:type="spellEnd"/>
+            <w:r>
+              <w:rPr>
+                <w:sz w:val="20"/>
+                <w:szCs w:val="20"/>
+                <w:lang w:val="ru-RU"/>
+              </w:rPr>
+              <w:t>}}</w:t>
             </w:r>
           </w:p>
         </w:tc>
@@ -2006,7 +2480,25 @@
                 <w:szCs w:val="20"/>
                 <w:lang w:val="ru-RU"/>
               </w:rPr>
-              <w:t>{{reg_date_text}}</w:t>
+              <w:t>{{</w:t>
+            </w:r>
+            <w:proofErr w:type="spellStart"/>
+            <w:r>
+              <w:rPr>
+                <w:sz w:val="20"/>
+                <w:szCs w:val="20"/>
+                <w:lang w:val="ru-RU"/>
+              </w:rPr>
+              <w:t>reg_date_text</w:t>
+            </w:r>
+            <w:proofErr w:type="spellEnd"/>
+            <w:r>
+              <w:rPr>
+                <w:sz w:val="20"/>
+                <w:szCs w:val="20"/>
+                <w:lang w:val="ru-RU"/>
+              </w:rPr>
+              <w:t>}}</w:t>
             </w:r>
           </w:p>
         </w:tc>
@@ -2036,7 +2528,25 @@
                 <w:szCs w:val="20"/>
                 <w:lang w:val="ru-RU"/>
               </w:rPr>
-              <w:t>{{dn_number}}</w:t>
+              <w:t>{{</w:t>
+            </w:r>
+            <w:proofErr w:type="spellStart"/>
+            <w:r>
+              <w:rPr>
+                <w:sz w:val="20"/>
+                <w:szCs w:val="20"/>
+                <w:lang w:val="ru-RU"/>
+              </w:rPr>
+              <w:t>dn_number</w:t>
+            </w:r>
+            <w:proofErr w:type="spellEnd"/>
+            <w:r>
+              <w:rPr>
+                <w:sz w:val="20"/>
+                <w:szCs w:val="20"/>
+                <w:lang w:val="ru-RU"/>
+              </w:rPr>
+              <w:t>}}</w:t>
             </w:r>
           </w:p>
         </w:tc>
@@ -2151,7 +2661,25 @@
                 <w:szCs w:val="20"/>
                 <w:lang w:val="ru-RU"/>
               </w:rPr>
-              <w:t>{{notes_block}}</w:t>
+              <w:t>{{</w:t>
+            </w:r>
+            <w:proofErr w:type="spellStart"/>
+            <w:r>
+              <w:rPr>
+                <w:sz w:val="20"/>
+                <w:szCs w:val="20"/>
+                <w:lang w:val="ru-RU"/>
+              </w:rPr>
+              <w:t>notes_block</w:t>
+            </w:r>
+            <w:proofErr w:type="spellEnd"/>
+            <w:r>
+              <w:rPr>
+                <w:sz w:val="20"/>
+                <w:szCs w:val="20"/>
+                <w:lang w:val="ru-RU"/>
+              </w:rPr>
+              <w:t>}}</w:t>
             </w:r>
           </w:p>
         </w:tc>
@@ -2208,7 +2736,30 @@
               </w:rPr>
             </w:pPr>
             <w:r>
-              <w:t>{{cartor_info}}</w:t>
+              <w:rPr>
+                <w:sz w:val="20"/>
+                <w:szCs w:val="20"/>
+                <w:lang w:val="ru-RU"/>
+              </w:rPr>
+              <w:t>{{</w:t>
+            </w:r>
+            <w:proofErr w:type="spellStart"/>
+            <w:r>
+              <w:rPr>
+                <w:sz w:val="20"/>
+                <w:szCs w:val="20"/>
+                <w:lang w:val="ru-RU"/>
+              </w:rPr>
+              <w:t>cartor_info</w:t>
+            </w:r>
+            <w:proofErr w:type="spellEnd"/>
+            <w:r>
+              <w:rPr>
+                <w:sz w:val="20"/>
+                <w:szCs w:val="20"/>
+                <w:lang w:val="ru-RU"/>
+              </w:rPr>
+              <w:t>}}</w:t>
             </w:r>
           </w:p>
         </w:tc>
@@ -2220,7 +2771,10 @@
           <w:p>
             <w:pPr>
               <w:pStyle w:val="af8"/>
-              <w:rPr>
+              <w:jc w:val="center"/>
+              <w:rPr>
+                <w:sz w:val="20"/>
+                <w:szCs w:val="20"/>
                 <w:lang w:val="ru-RU"/>
               </w:rPr>
             </w:pPr>
@@ -2230,7 +2784,25 @@
                 <w:szCs w:val="20"/>
                 <w:lang w:val="ru-RU"/>
               </w:rPr>
-              <w:t>{{certify_block}}</w:t>
+              <w:t>{{</w:t>
+            </w:r>
+            <w:proofErr w:type="spellStart"/>
+            <w:r>
+              <w:rPr>
+                <w:sz w:val="20"/>
+                <w:szCs w:val="20"/>
+                <w:lang w:val="ru-RU"/>
+              </w:rPr>
+              <w:t>certify_block</w:t>
+            </w:r>
+            <w:proofErr w:type="spellEnd"/>
+            <w:r>
+              <w:rPr>
+                <w:sz w:val="20"/>
+                <w:szCs w:val="20"/>
+                <w:lang w:val="ru-RU"/>
+              </w:rPr>
+              <w:t>}}</w:t>
             </w:r>
           </w:p>
           <w:p>
@@ -2258,7 +2830,21 @@
               </w:rPr>
             </w:pPr>
             <w:r>
-              <w:t>{{blank_number}}</w:t>
+              <w:t>{{</w:t>
+            </w:r>
+            <w:proofErr w:type="spellStart"/>
+            <w:r>
+              <w:t>blank_</w:t>
+            </w:r>
+            <w:r>
+              <w:t>number</w:t>
+            </w:r>
+            <w:proofErr w:type="spellEnd"/>
+            <w:r>
+              <w:t xml:space="preserve"> of</w:t>
+            </w:r>
+            <w:r>
+              <w:t>}}</w:t>
             </w:r>
           </w:p>
           <w:p>
@@ -2318,7 +2904,25 @@
                 <w:szCs w:val="20"/>
                 <w:lang w:val="ru-RU"/>
               </w:rPr>
-              <w:t>{{payment_text}}</w:t>
+              <w:t>{{</w:t>
+            </w:r>
+            <w:proofErr w:type="spellStart"/>
+            <w:r>
+              <w:rPr>
+                <w:sz w:val="20"/>
+                <w:szCs w:val="20"/>
+                <w:lang w:val="ru-RU"/>
+              </w:rPr>
+              <w:t>payment_text</w:t>
+            </w:r>
+            <w:proofErr w:type="spellEnd"/>
+            <w:r>
+              <w:rPr>
+                <w:sz w:val="20"/>
+                <w:szCs w:val="20"/>
+                <w:lang w:val="ru-RU"/>
+              </w:rPr>
+              <w:t>}}</w:t>
             </w:r>
           </w:p>
         </w:tc>
@@ -2358,6 +2962,7 @@
               <w:rPr>
                 <w:sz w:val="20"/>
                 <w:szCs w:val="20"/>
+                <w:lang w:val="ru-RU"/>
               </w:rPr>
             </w:pPr>
             <w:r>
@@ -2372,6 +2977,7 @@
               <w:rPr>
                 <w:sz w:val="20"/>
                 <w:szCs w:val="20"/>
+                <w:lang w:val="ru-RU"/>
               </w:rPr>
               <w:t xml:space="preserve"> </w:t>
             </w:r>
@@ -2387,6 +2993,7 @@
               <w:rPr>
                 <w:sz w:val="20"/>
                 <w:szCs w:val="20"/>
+                <w:lang w:val="ru-RU"/>
               </w:rPr>
               <w:t xml:space="preserve">: </w:t>
             </w:r>
@@ -2394,8 +3001,27 @@
               <w:rPr>
                 <w:sz w:val="20"/>
                 <w:szCs w:val="20"/>
-              </w:rPr>
-              <w:t>{{selo_digital}}</w:t>
+                <w:lang w:val="ru-RU"/>
+              </w:rPr>
+              <w:t>{{</w:t>
+            </w:r>
+            <w:proofErr w:type="spellStart"/>
+            <w:r>
+              <w:rPr>
+                <w:sz w:val="20"/>
+                <w:szCs w:val="20"/>
+                <w:lang w:val="ru-RU"/>
+              </w:rPr>
+              <w:t>selo_digital</w:t>
+            </w:r>
+            <w:proofErr w:type="spellEnd"/>
+            <w:r>
+              <w:rPr>
+                <w:sz w:val="20"/>
+                <w:szCs w:val="20"/>
+                <w:lang w:val="ru-RU"/>
+              </w:rPr>
+              <w:t>}}</w:t>
             </w:r>
           </w:p>
           <w:p>
@@ -2410,6 +3036,7 @@
               <w:rPr>
                 <w:sz w:val="20"/>
                 <w:szCs w:val="20"/>
+                <w:lang w:val="ru-RU"/>
               </w:rPr>
               <w:t>(QR-</w:t>
             </w:r>
@@ -2425,6 +3052,7 @@
               <w:rPr>
                 <w:sz w:val="20"/>
                 <w:szCs w:val="20"/>
+                <w:lang w:val="ru-RU"/>
               </w:rPr>
               <w:t>)</w:t>
             </w:r>
@@ -2491,7 +3119,25 @@
                 <w:szCs w:val="20"/>
                 <w:lang w:val="ru-RU"/>
               </w:rPr>
-              <w:t>{{cartor_stamp}}</w:t>
+              <w:t>{{</w:t>
+            </w:r>
+            <w:proofErr w:type="spellStart"/>
+            <w:r>
+              <w:rPr>
+                <w:sz w:val="20"/>
+                <w:szCs w:val="20"/>
+                <w:lang w:val="ru-RU"/>
+              </w:rPr>
+              <w:t>cartor_stamp</w:t>
+            </w:r>
+            <w:proofErr w:type="spellEnd"/>
+            <w:r>
+              <w:rPr>
+                <w:sz w:val="20"/>
+                <w:szCs w:val="20"/>
+                <w:lang w:val="ru-RU"/>
+              </w:rPr>
+              <w:t>}}</w:t>
             </w:r>
           </w:p>
         </w:tc>
@@ -2575,7 +3221,25 @@
                 <w:szCs w:val="20"/>
                 <w:lang w:val="ru-RU"/>
               </w:rPr>
-              <w:t>{{officer_stamp}}</w:t>
+              <w:t>{{</w:t>
+            </w:r>
+            <w:proofErr w:type="spellStart"/>
+            <w:r>
+              <w:rPr>
+                <w:sz w:val="20"/>
+                <w:szCs w:val="20"/>
+                <w:lang w:val="ru-RU"/>
+              </w:rPr>
+              <w:t>officer_stamp</w:t>
+            </w:r>
+            <w:proofErr w:type="spellEnd"/>
+            <w:r>
+              <w:rPr>
+                <w:sz w:val="20"/>
+                <w:szCs w:val="20"/>
+                <w:lang w:val="ru-RU"/>
+              </w:rPr>
+              <w:t>}}</w:t>
             </w:r>
           </w:p>
         </w:tc>
@@ -2823,7 +3487,25 @@
                 <w:szCs w:val="20"/>
                 <w:lang w:val="ru-RU"/>
               </w:rPr>
-              <w:t>{{ap_country}}</w:t>
+              <w:t>{{</w:t>
+            </w:r>
+            <w:proofErr w:type="spellStart"/>
+            <w:r>
+              <w:rPr>
+                <w:sz w:val="20"/>
+                <w:szCs w:val="20"/>
+                <w:lang w:val="ru-RU"/>
+              </w:rPr>
+              <w:t>ap_country</w:t>
+            </w:r>
+            <w:proofErr w:type="spellEnd"/>
+            <w:r>
+              <w:rPr>
+                <w:sz w:val="20"/>
+                <w:szCs w:val="20"/>
+                <w:lang w:val="ru-RU"/>
+              </w:rPr>
+              <w:t>}}</w:t>
             </w:r>
           </w:p>
         </w:tc>
@@ -2939,7 +3621,25 @@
                 <w:szCs w:val="20"/>
                 <w:lang w:val="ru-RU"/>
               </w:rPr>
-              <w:t>{{ap_signed_by}}</w:t>
+              <w:t>{{</w:t>
+            </w:r>
+            <w:proofErr w:type="spellStart"/>
+            <w:r>
+              <w:rPr>
+                <w:sz w:val="20"/>
+                <w:szCs w:val="20"/>
+                <w:lang w:val="ru-RU"/>
+              </w:rPr>
+              <w:t>ap_signed_by</w:t>
+            </w:r>
+            <w:proofErr w:type="spellEnd"/>
+            <w:r>
+              <w:rPr>
+                <w:sz w:val="20"/>
+                <w:szCs w:val="20"/>
+                <w:lang w:val="ru-RU"/>
+              </w:rPr>
+              <w:t>}}</w:t>
             </w:r>
           </w:p>
         </w:tc>
@@ -3026,7 +3726,25 @@
                 <w:szCs w:val="20"/>
                 <w:lang w:val="ru-RU"/>
               </w:rPr>
-              <w:t>{{ap_role}}</w:t>
+              <w:t>{{</w:t>
+            </w:r>
+            <w:proofErr w:type="spellStart"/>
+            <w:r>
+              <w:rPr>
+                <w:sz w:val="20"/>
+                <w:szCs w:val="20"/>
+                <w:lang w:val="ru-RU"/>
+              </w:rPr>
+              <w:t>ap_role</w:t>
+            </w:r>
+            <w:proofErr w:type="spellEnd"/>
+            <w:r>
+              <w:rPr>
+                <w:sz w:val="20"/>
+                <w:szCs w:val="20"/>
+                <w:lang w:val="ru-RU"/>
+              </w:rPr>
+              <w:t>}}</w:t>
             </w:r>
           </w:p>
         </w:tc>
@@ -3095,7 +3813,25 @@
                 <w:szCs w:val="20"/>
                 <w:lang w:val="ru-RU"/>
               </w:rPr>
-              <w:t>{{ap_stamp_owner}}</w:t>
+              <w:t>{{</w:t>
+            </w:r>
+            <w:proofErr w:type="spellStart"/>
+            <w:r>
+              <w:rPr>
+                <w:sz w:val="20"/>
+                <w:szCs w:val="20"/>
+                <w:lang w:val="ru-RU"/>
+              </w:rPr>
+              <w:t>ap_stamp_owner</w:t>
+            </w:r>
+            <w:proofErr w:type="spellEnd"/>
+            <w:r>
+              <w:rPr>
+                <w:sz w:val="20"/>
+                <w:szCs w:val="20"/>
+                <w:lang w:val="ru-RU"/>
+              </w:rPr>
+              <w:t>}}</w:t>
             </w:r>
           </w:p>
         </w:tc>
@@ -3174,7 +3910,23 @@
                 <w:sz w:val="20"/>
                 <w:lang w:val="ru-RU"/>
               </w:rPr>
-              <w:t>{{ap_city}}</w:t>
+              <w:t>{{</w:t>
+            </w:r>
+            <w:proofErr w:type="spellStart"/>
+            <w:r>
+              <w:rPr>
+                <w:sz w:val="20"/>
+                <w:lang w:val="ru-RU"/>
+              </w:rPr>
+              <w:t>ap_city</w:t>
+            </w:r>
+            <w:proofErr w:type="spellEnd"/>
+            <w:r>
+              <w:rPr>
+                <w:sz w:val="20"/>
+                <w:lang w:val="ru-RU"/>
+              </w:rPr>
+              <w:t>}}</w:t>
             </w:r>
           </w:p>
         </w:tc>
@@ -3226,7 +3978,23 @@
                 <w:sz w:val="20"/>
                 <w:lang w:val="ru-RU"/>
               </w:rPr>
-              <w:t>{{ap_date}}</w:t>
+              <w:t>{{</w:t>
+            </w:r>
+            <w:proofErr w:type="spellStart"/>
+            <w:r>
+              <w:rPr>
+                <w:sz w:val="20"/>
+                <w:lang w:val="ru-RU"/>
+              </w:rPr>
+              <w:t>ap_date</w:t>
+            </w:r>
+            <w:proofErr w:type="spellEnd"/>
+            <w:r>
+              <w:rPr>
+                <w:sz w:val="20"/>
+                <w:lang w:val="ru-RU"/>
+              </w:rPr>
+              <w:t>}}</w:t>
             </w:r>
           </w:p>
         </w:tc>
@@ -3284,7 +4052,25 @@
                 <w:szCs w:val="20"/>
                 <w:lang w:val="ru-RU"/>
               </w:rPr>
-              <w:t>{{ap_officer}}</w:t>
+              <w:t>{{</w:t>
+            </w:r>
+            <w:proofErr w:type="spellStart"/>
+            <w:r>
+              <w:rPr>
+                <w:sz w:val="20"/>
+                <w:szCs w:val="20"/>
+                <w:lang w:val="ru-RU"/>
+              </w:rPr>
+              <w:t>ap_officer</w:t>
+            </w:r>
+            <w:proofErr w:type="spellEnd"/>
+            <w:r>
+              <w:rPr>
+                <w:sz w:val="20"/>
+                <w:szCs w:val="20"/>
+                <w:lang w:val="ru-RU"/>
+              </w:rPr>
+              <w:t>}}</w:t>
             </w:r>
           </w:p>
         </w:tc>
@@ -3342,7 +4128,23 @@
                 <w:sz w:val="20"/>
                 <w:lang w:val="ru-RU"/>
               </w:rPr>
-              <w:t>{{ap_idx}}</w:t>
+              <w:t>{{</w:t>
+            </w:r>
+            <w:proofErr w:type="spellStart"/>
+            <w:r>
+              <w:rPr>
+                <w:sz w:val="20"/>
+                <w:lang w:val="ru-RU"/>
+              </w:rPr>
+              <w:t>ap_idx</w:t>
+            </w:r>
+            <w:proofErr w:type="spellEnd"/>
+            <w:r>
+              <w:rPr>
+                <w:sz w:val="20"/>
+                <w:lang w:val="ru-RU"/>
+              </w:rPr>
+              <w:t>}}</w:t>
             </w:r>
           </w:p>
         </w:tc>
@@ -3515,7 +4317,25 @@
           <w:szCs w:val="20"/>
           <w:lang w:val="ru-RU"/>
         </w:rPr>
-        <w:t>{{ap_doc_owner}}</w:t>
+        <w:t>{{</w:t>
+      </w:r>
+      <w:proofErr w:type="spellStart"/>
+      <w:r>
+        <w:rPr>
+          <w:sz w:val="20"/>
+          <w:szCs w:val="20"/>
+          <w:lang w:val="ru-RU"/>
+        </w:rPr>
+        <w:t>ap_doc_owner</w:t>
+      </w:r>
+      <w:proofErr w:type="spellEnd"/>
+      <w:r>
+        <w:rPr>
+          <w:sz w:val="20"/>
+          <w:szCs w:val="20"/>
+          <w:lang w:val="ru-RU"/>
+        </w:rPr>
+        <w:t>}}</w:t>
       </w:r>
     </w:p>
     <w:p>
@@ -3677,6 +4497,8 @@
         </w:rPr>
         <w:t>(61) 3772-7800</w:t>
       </w:r>
+      <w:bookmarkStart w:id="0" w:name="_GoBack"/>
+      <w:bookmarkEnd w:id="0"/>
     </w:p>
     <w:p>
       <w:pPr>
@@ -3799,7 +4621,25 @@
           <w:szCs w:val="20"/>
           <w:lang w:val="ru-RU"/>
         </w:rPr>
-        <w:t>{{ap_qr_num}}</w:t>
+        <w:t>{{</w:t>
+      </w:r>
+      <w:proofErr w:type="spellStart"/>
+      <w:r>
+        <w:rPr>
+          <w:sz w:val="20"/>
+          <w:szCs w:val="20"/>
+          <w:lang w:val="ru-RU"/>
+        </w:rPr>
+        <w:t>ap_qr_num</w:t>
+      </w:r>
+      <w:proofErr w:type="spellEnd"/>
+      <w:r>
+        <w:rPr>
+          <w:sz w:val="20"/>
+          <w:szCs w:val="20"/>
+          <w:lang w:val="ru-RU"/>
+        </w:rPr>
+        <w:t>}}</w:t>
       </w:r>
       <w:r>
         <w:rPr>
@@ -3816,7 +4656,25 @@
           <w:szCs w:val="20"/>
           <w:lang w:val="ru-RU"/>
         </w:rPr>
-        <w:t>{{ap_check_code}}</w:t>
+        <w:t>{{</w:t>
+      </w:r>
+      <w:proofErr w:type="spellStart"/>
+      <w:r>
+        <w:rPr>
+          <w:sz w:val="20"/>
+          <w:szCs w:val="20"/>
+          <w:lang w:val="ru-RU"/>
+        </w:rPr>
+        <w:t>ap_check_code</w:t>
+      </w:r>
+      <w:proofErr w:type="spellEnd"/>
+      <w:r>
+        <w:rPr>
+          <w:sz w:val="20"/>
+          <w:szCs w:val="20"/>
+          <w:lang w:val="ru-RU"/>
+        </w:rPr>
+        <w:t>}}</w:t>
       </w:r>
     </w:p>
     <w:p>
@@ -3874,6 +4732,7 @@
         </w:rPr>
         <w:t>{{</w:t>
       </w:r>
+      <w:proofErr w:type="spellStart"/>
       <w:r>
         <w:rPr>
           <w:sz w:val="20"/>
@@ -3881,6 +4740,7 @@
         </w:rPr>
         <w:t>ap</w:t>
       </w:r>
+      <w:proofErr w:type="spellEnd"/>
       <w:r>
         <w:rPr>
           <w:sz w:val="20"/>
@@ -3904,6 +4764,7 @@
         </w:rPr>
         <w:t>_</w:t>
       </w:r>
+      <w:proofErr w:type="spellStart"/>
       <w:r>
         <w:rPr>
           <w:sz w:val="20"/>
@@ -3911,6 +4772,7 @@
         </w:rPr>
         <w:t>num</w:t>
       </w:r>
+      <w:proofErr w:type="spellEnd"/>
       <w:r>
         <w:rPr>
           <w:sz w:val="20"/>
@@ -3942,7 +4804,7 @@
       <w:headerReference w:type="default" r:id="rId7"/>
       <w:type w:val="continuous"/>
       <w:pgSz w:w="11906" w:h="16838"/>
-      <w:pgMar w:top="1134" w:right="1133" w:bottom="851" w:left="1701" w:header="709" w:footer="709" w:gutter="0"/>
+      <w:pgMar w:top="1134" w:right="1133" w:bottom="426" w:left="1701" w:header="709" w:footer="709" w:gutter="0"/>
       <w:cols w:space="708"/>
       <w:docGrid w:linePitch="360"/>
     </w:sectPr>

--- a/template.docx
+++ b/template.docx
@@ -2839,10 +2839,9 @@
             <w:r>
               <w:t>number</w:t>
             </w:r>
+            <w:bookmarkStart w:id="0" w:name="_GoBack"/>
+            <w:bookmarkEnd w:id="0"/>
             <w:proofErr w:type="spellEnd"/>
-            <w:r>
-              <w:t xml:space="preserve"> of</w:t>
-            </w:r>
             <w:r>
               <w:t>}}</w:t>
             </w:r>
@@ -2962,7 +2961,6 @@
               <w:rPr>
                 <w:sz w:val="20"/>
                 <w:szCs w:val="20"/>
-                <w:lang w:val="ru-RU"/>
               </w:rPr>
             </w:pPr>
             <w:r>
@@ -2977,7 +2975,6 @@
               <w:rPr>
                 <w:sz w:val="20"/>
                 <w:szCs w:val="20"/>
-                <w:lang w:val="ru-RU"/>
               </w:rPr>
               <w:t xml:space="preserve"> </w:t>
             </w:r>
@@ -2993,7 +2990,6 @@
               <w:rPr>
                 <w:sz w:val="20"/>
                 <w:szCs w:val="20"/>
-                <w:lang w:val="ru-RU"/>
               </w:rPr>
               <w:t xml:space="preserve">: </w:t>
             </w:r>
@@ -3001,7 +2997,6 @@
               <w:rPr>
                 <w:sz w:val="20"/>
                 <w:szCs w:val="20"/>
-                <w:lang w:val="ru-RU"/>
               </w:rPr>
               <w:t>{{</w:t>
             </w:r>
@@ -3010,7 +3005,6 @@
               <w:rPr>
                 <w:sz w:val="20"/>
                 <w:szCs w:val="20"/>
-                <w:lang w:val="ru-RU"/>
               </w:rPr>
               <w:t>selo_digital</w:t>
             </w:r>
@@ -3019,7 +3013,6 @@
               <w:rPr>
                 <w:sz w:val="20"/>
                 <w:szCs w:val="20"/>
-                <w:lang w:val="ru-RU"/>
               </w:rPr>
               <w:t>}}</w:t>
             </w:r>
@@ -3036,7 +3029,6 @@
               <w:rPr>
                 <w:sz w:val="20"/>
                 <w:szCs w:val="20"/>
-                <w:lang w:val="ru-RU"/>
               </w:rPr>
               <w:t>(QR-</w:t>
             </w:r>
@@ -3052,7 +3044,6 @@
               <w:rPr>
                 <w:sz w:val="20"/>
                 <w:szCs w:val="20"/>
-                <w:lang w:val="ru-RU"/>
               </w:rPr>
               <w:t>)</w:t>
             </w:r>
@@ -4497,8 +4488,6 @@
         </w:rPr>
         <w:t>(61) 3772-7800</w:t>
       </w:r>
-      <w:bookmarkStart w:id="0" w:name="_GoBack"/>
-      <w:bookmarkEnd w:id="0"/>
     </w:p>
     <w:p>
       <w:pPr>

--- a/template.docx
+++ b/template.docx
@@ -1003,9 +1003,26 @@
               <w:rPr>
                 <w:sz w:val="20"/>
                 <w:szCs w:val="20"/>
-                <w:lang w:val="ru-RU"/>
-              </w:rPr>
-              <w:t>birth_city</w:t>
+              </w:rPr>
+              <w:t>nate</w:t>
+            </w:r>
+            <w:proofErr w:type="spellEnd"/>
+            <w:r>
+              <w:rPr>
+                <w:sz w:val="20"/>
+                <w:szCs w:val="20"/>
+                <w:lang w:val="ru-RU"/>
+              </w:rPr>
+              <w:t>_</w:t>
+            </w:r>
+            <w:proofErr w:type="spellStart"/>
+            <w:r>
+              <w:rPr>
+                <w:sz w:val="20"/>
+                <w:szCs w:val="20"/>
+                <w:lang w:val="ru-RU"/>
+              </w:rPr>
+              <w:t>city</w:t>
             </w:r>
             <w:proofErr w:type="spellEnd"/>
             <w:r>
@@ -1051,9 +1068,26 @@
               <w:rPr>
                 <w:sz w:val="20"/>
                 <w:szCs w:val="20"/>
-                <w:lang w:val="ru-RU"/>
-              </w:rPr>
-              <w:t>birth_state</w:t>
+              </w:rPr>
+              <w:t>nate</w:t>
+            </w:r>
+            <w:proofErr w:type="spellEnd"/>
+            <w:r>
+              <w:rPr>
+                <w:sz w:val="20"/>
+                <w:szCs w:val="20"/>
+                <w:lang w:val="ru-RU"/>
+              </w:rPr>
+              <w:t>_</w:t>
+            </w:r>
+            <w:proofErr w:type="spellStart"/>
+            <w:r>
+              <w:rPr>
+                <w:sz w:val="20"/>
+                <w:szCs w:val="20"/>
+                <w:lang w:val="ru-RU"/>
+              </w:rPr>
+              <w:t>state</w:t>
             </w:r>
             <w:proofErr w:type="spellEnd"/>
             <w:r>
@@ -2839,8 +2873,6 @@
             <w:r>
               <w:t>number</w:t>
             </w:r>
-            <w:bookmarkStart w:id="0" w:name="_GoBack"/>
-            <w:bookmarkEnd w:id="0"/>
             <w:proofErr w:type="spellEnd"/>
             <w:r>
               <w:t>}}</w:t>
@@ -4770,14 +4802,16 @@
         </w:rPr>
         <w:t>}}</w:t>
       </w:r>
-    </w:p>
-    <w:p>
-      <w:pPr>
-        <w:pStyle w:val="af8"/>
+      <w:r>
         <w:rPr>
+          <w:sz w:val="20"/>
+          <w:szCs w:val="20"/>
           <w:lang w:val="ru-RU"/>
         </w:rPr>
-      </w:pPr>
+        <w:t xml:space="preserve"> </w:t>
+      </w:r>
+      <w:bookmarkStart w:id="0" w:name="_GoBack"/>
+      <w:bookmarkEnd w:id="0"/>
     </w:p>
     <w:p>
       <w:pPr>
